--- a/omotenashi_president_proposal.docx
+++ b/omotenashi_president_proposal.docx
@@ -141,7 +141,7 @@
         <w:rPr>
           <w:rFonts w:ascii="游ゴシック" w:cs="游ゴシック" w:eastAsia="游ゴシック" w:hAnsi="游ゴシック"/>
         </w:rPr>
-        <w:t xml:space="preserve">社長のメッセージを「なぜ取り組むのか」の軸とし、既存の3本柱（技・心・礎）を「どう行動するか」の具体策として位置づけ直した。名称・3本柱の構造自体は維持し、現場に浸透している要素（あいさつ、5S等）は変更していない。ゼロから作り直すのではなく、今あるものに社長の言葉を重ね合わせる改訂とした。</w:t>
+        <w:t xml:space="preserve">社長のメッセージを「なぜ取り組むのか」の軸とし、既存の3本柱（技・心・土台）を「どう行動するか」の具体策として位置づけ直した。名称・3本柱の構造自体は維持し、現場に浸透している要素（あいさつ、5S等）は変更していない。ゼロから作り直すのではなく、今あるものに社長の言葉を重ね合わせる改訂とした。</w:t>
       </w:r>
     </w:p>
     <w:p>
@@ -585,7 +585,175 @@
                 <w:sz w:val="19"/>
                 <w:szCs w:val="19"/>
               </w:rPr>
-              <w:t xml:space="preserve">礎（5S）</w:t>
+              <w:t xml:space="preserve">3本柱の名称</w:t>
+            </w:r>
+          </w:p>
+        </w:tc>
+        <w:tc>
+          <w:tcPr>
+            <w:tcW w:type="dxa" w:w="3800"/>
+            <w:vAlign w:val="center"/>
+          </w:tcPr>
+          <w:p>
+            <w:r>
+              <w:rPr>
+                <w:rFonts w:ascii="游ゴシック" w:cs="游ゴシック" w:eastAsia="游ゴシック" w:hAnsi="游ゴシック"/>
+                <w:b w:val="false"/>
+                <w:bCs w:val="false"/>
+                <w:sz w:val="19"/>
+                <w:szCs w:val="19"/>
+              </w:rPr>
+              <w:t xml:space="preserve">技・心・礎（いしずえ）</w:t>
+            </w:r>
+          </w:p>
+        </w:tc>
+        <w:tc>
+          <w:tcPr>
+            <w:tcW w:type="dxa" w:w="4600"/>
+            <w:vAlign w:val="center"/>
+          </w:tcPr>
+          <w:p>
+            <w:r>
+              <w:rPr>
+                <w:rFonts w:ascii="游ゴシック" w:cs="游ゴシック" w:eastAsia="游ゴシック" w:hAnsi="游ゴシック"/>
+                <w:b w:val="false"/>
+                <w:bCs w:val="false"/>
+                <w:sz w:val="19"/>
+                <w:szCs w:val="19"/>
+              </w:rPr>
+              <w:t xml:space="preserve">技・心・土台（誰もが読める言葉に）</w:t>
+            </w:r>
+          </w:p>
+        </w:tc>
+      </w:tr>
+      <w:tr>
+        <w:tc>
+          <w:tcPr>
+            <w:tcW w:type="dxa" w:w="2200"/>
+            <w:vAlign w:val="center"/>
+          </w:tcPr>
+          <w:p>
+            <w:r>
+              <w:rPr>
+                <w:rFonts w:ascii="游ゴシック" w:cs="游ゴシック" w:eastAsia="游ゴシック" w:hAnsi="游ゴシック"/>
+                <w:b w:val="false"/>
+                <w:bCs w:val="false"/>
+                <w:sz w:val="19"/>
+                <w:szCs w:val="19"/>
+              </w:rPr>
+              <w:t xml:space="preserve">土台の目標</w:t>
+            </w:r>
+          </w:p>
+        </w:tc>
+        <w:tc>
+          <w:tcPr>
+            <w:tcW w:type="dxa" w:w="3800"/>
+            <w:vAlign w:val="center"/>
+          </w:tcPr>
+          <w:p>
+            <w:r>
+              <w:rPr>
+                <w:rFonts w:ascii="游ゴシック" w:cs="游ゴシック" w:eastAsia="游ゴシック" w:hAnsi="游ゴシック"/>
+                <w:b w:val="false"/>
+                <w:bCs w:val="false"/>
+                <w:sz w:val="19"/>
+                <w:szCs w:val="19"/>
+              </w:rPr>
+              <w:t xml:space="preserve">「環境と準備」を整えよう</w:t>
+            </w:r>
+          </w:p>
+        </w:tc>
+        <w:tc>
+          <w:tcPr>
+            <w:tcW w:type="dxa" w:w="4600"/>
+            <w:vAlign w:val="center"/>
+          </w:tcPr>
+          <w:p>
+            <w:r>
+              <w:rPr>
+                <w:rFonts w:ascii="游ゴシック" w:cs="游ゴシック" w:eastAsia="游ゴシック" w:hAnsi="游ゴシック"/>
+                <w:b w:val="false"/>
+                <w:bCs w:val="false"/>
+                <w:sz w:val="19"/>
+                <w:szCs w:val="19"/>
+              </w:rPr>
+              <w:t xml:space="preserve">「準備」をしよう（難しい言葉を削除）</w:t>
+            </w:r>
+          </w:p>
+        </w:tc>
+      </w:tr>
+      <w:tr>
+        <w:tc>
+          <w:tcPr>
+            <w:tcW w:type="dxa" w:w="2200"/>
+            <w:vAlign w:val="center"/>
+          </w:tcPr>
+          <w:p>
+            <w:r>
+              <w:rPr>
+                <w:rFonts w:ascii="游ゴシック" w:cs="游ゴシック" w:eastAsia="游ゴシック" w:hAnsi="游ゴシック"/>
+                <w:b w:val="false"/>
+                <w:bCs w:val="false"/>
+                <w:sz w:val="19"/>
+                <w:szCs w:val="19"/>
+              </w:rPr>
+              <w:t xml:space="preserve">土台の自分ごと化</w:t>
+            </w:r>
+          </w:p>
+        </w:tc>
+        <w:tc>
+          <w:tcPr>
+            <w:tcW w:type="dxa" w:w="3800"/>
+            <w:vAlign w:val="center"/>
+          </w:tcPr>
+          <w:p>
+            <w:r>
+              <w:rPr>
+                <w:rFonts w:ascii="游ゴシック" w:cs="游ゴシック" w:eastAsia="游ゴシック" w:hAnsi="游ゴシック"/>
+                <w:b w:val="false"/>
+                <w:bCs w:val="false"/>
+                <w:sz w:val="19"/>
+                <w:szCs w:val="19"/>
+              </w:rPr>
+              <w:t xml:space="preserve">心の中で太鼓判を押しましょう</w:t>
+            </w:r>
+          </w:p>
+        </w:tc>
+        <w:tc>
+          <w:tcPr>
+            <w:tcW w:type="dxa" w:w="4600"/>
+            <w:vAlign w:val="center"/>
+          </w:tcPr>
+          <w:p>
+            <w:r>
+              <w:rPr>
+                <w:rFonts w:ascii="游ゴシック" w:cs="游ゴシック" w:eastAsia="游ゴシック" w:hAnsi="游ゴシック"/>
+                <w:b w:val="false"/>
+                <w:bCs w:val="false"/>
+                <w:sz w:val="19"/>
+                <w:szCs w:val="19"/>
+              </w:rPr>
+              <w:t xml:space="preserve">自信を持ちましょう</w:t>
+            </w:r>
+          </w:p>
+        </w:tc>
+      </w:tr>
+      <w:tr>
+        <w:tc>
+          <w:tcPr>
+            <w:tcW w:type="dxa" w:w="2200"/>
+            <w:vAlign w:val="center"/>
+          </w:tcPr>
+          <w:p>
+            <w:r>
+              <w:rPr>
+                <w:rFonts w:ascii="游ゴシック" w:cs="游ゴシック" w:eastAsia="游ゴシック" w:hAnsi="游ゴシック"/>
+                <w:b w:val="false"/>
+                <w:bCs w:val="false"/>
+                <w:sz w:val="19"/>
+                <w:szCs w:val="19"/>
+              </w:rPr>
+              <w:t xml:space="preserve">土台の中身</w:t>
             </w:r>
           </w:p>
         </w:tc>
@@ -796,7 +964,7 @@
           <w:b/>
           <w:bCs/>
         </w:rPr>
-        <w:t xml:space="preserve">５．ご確認いただきたい事項</w:t>
+        <w:t xml:space="preserve">５．社長ご確認時のご指摘（反映済み）</w:t>
       </w:r>
     </w:p>
     <w:p>
@@ -808,7 +976,7 @@
         <w:rPr>
           <w:rFonts w:ascii="游ゴシック" w:cs="游ゴシック" w:eastAsia="游ゴシック" w:hAnsi="游ゴシック"/>
         </w:rPr>
-        <w:t xml:space="preserve">・この内容で、ポスター・パンフレットの改訂を進めてよいか</w:t>
+        <w:t xml:space="preserve">・「礎」「太鼓判」「環境」は言葉が難しい → 誰もがわかる言葉に変更（礎→土台、太鼓判を押す→自信を持つ、環境と準備を整えよう→準備をしよう）</w:t>
       </w:r>
     </w:p>
     <w:p>
@@ -820,7 +988,7 @@
         <w:rPr>
           <w:rFonts w:ascii="游ゴシック" w:cs="游ゴシック" w:eastAsia="游ゴシック" w:hAnsi="游ゴシック"/>
         </w:rPr>
-        <w:t xml:space="preserve">・新しい合言葉・スローガンは設けず、社長メッセージそのものを掲示する形でよいか</w:t>
+        <w:t xml:space="preserve">・「整えよう」は二重敬語のため「しよう」に統一</w:t>
       </w:r>
     </w:p>
     <w:p>
@@ -832,7 +1000,7 @@
         <w:rPr>
           <w:rFonts w:ascii="游ゴシック" w:cs="游ゴシック" w:eastAsia="游ゴシック" w:hAnsi="游ゴシック"/>
         </w:rPr>
-        <w:t xml:space="preserve">・展開スケジュール（研修・掲示切り替え時期）について、ご意向はあるか</w:t>
+        <w:t xml:space="preserve">・「余裕のある行動をすることで気持ちに余裕が出て、笑顔が出て、おもてなしができる」という言葉を、技・心・土台をつなぐ説明としてそのまま採用</w:t>
       </w:r>
     </w:p>
     <w:p>

--- a/omotenashi_president_proposal.docx
+++ b/omotenashi_president_proposal.docx
@@ -141,7 +141,18 @@
         <w:rPr>
           <w:rFonts w:ascii="游ゴシック" w:cs="游ゴシック" w:eastAsia="游ゴシック" w:hAnsi="游ゴシック"/>
         </w:rPr>
-        <w:t xml:space="preserve">社長のメッセージを「なぜ取り組むのか」の軸とし、既存の3本柱（技・心・土台）を「どう行動するか」の具体策として位置づけ直した。名称・3本柱の構造自体は維持し、現場に浸透している要素（あいさつ、5S等）は変更していない。ゼロから作り直すのではなく、今あるものに社長の言葉を重ね合わせる改訂とした。</w:t>
+        <w:t xml:space="preserve">社長のメッセージを「なぜ取り組むのか」の軸とし、既存の3本柱（技・心・5S）を「どう行動するか」の具体策として位置づけ直した。名称・3本柱の構造自体は維持し、現場に浸透している要素（あいさつ、5S等）は変更していない。ゼロから作り直すのではなく、今あるものに社長の言葉を重ね合わせる改訂とした。</w:t>
+      </w:r>
+    </w:p>
+    <w:p>
+      <w:pPr>
+        <w:spacing w:after="90"/>
+      </w:pPr>
+      <w:r>
+        <w:rPr>
+          <w:rFonts w:ascii="游ゴシック" w:cs="游ゴシック" w:eastAsia="游ゴシック" w:hAnsi="游ゴシック"/>
+        </w:rPr>
+        <w:t xml:space="preserve">なお、本体（JR九州グループ）には既に「私たちの誓い」があり、誓い③に「つねにおもてなしの心と緊張感を持って、お客さまをお迎えします」とある。この誓いと文言が重ならないよう、3本柱の名称は「技」「心」「5S」とだけ表記する。</w:t>
       </w:r>
     </w:p>
     <w:p>
@@ -621,7 +632,7 @@
                 <w:sz w:val="19"/>
                 <w:szCs w:val="19"/>
               </w:rPr>
-              <w:t xml:space="preserve">技・心・土台（誰もが読める言葉に）</w:t>
+              <w:t xml:space="preserve">技・心・5S（誰もが読める言葉に）</w:t>
             </w:r>
           </w:p>
         </w:tc>
@@ -641,7 +652,7 @@
                 <w:sz w:val="19"/>
                 <w:szCs w:val="19"/>
               </w:rPr>
-              <w:t xml:space="preserve">土台の目標</w:t>
+              <w:t xml:space="preserve">3本柱の呼び方</w:t>
             </w:r>
           </w:p>
         </w:tc>
@@ -659,7 +670,7 @@
                 <w:sz w:val="19"/>
                 <w:szCs w:val="19"/>
               </w:rPr>
-              <w:t xml:space="preserve">「環境と準備」を整えよう</w:t>
+              <w:t xml:space="preserve">「おもてなしの技／心／礎」</w:t>
             </w:r>
           </w:p>
         </w:tc>
@@ -677,7 +688,7 @@
                 <w:sz w:val="19"/>
                 <w:szCs w:val="19"/>
               </w:rPr>
-              <w:t xml:space="preserve">「準備」をしよう（難しい言葉を削除）</w:t>
+              <w:t xml:space="preserve">「技」「心」「5S」とだけ表記（グループの誓いと重ならないため）</w:t>
             </w:r>
           </w:p>
         </w:tc>
@@ -697,7 +708,7 @@
                 <w:sz w:val="19"/>
                 <w:szCs w:val="19"/>
               </w:rPr>
-              <w:t xml:space="preserve">土台の自分ごと化</w:t>
+              <w:t xml:space="preserve">5Sの目標</w:t>
             </w:r>
           </w:p>
         </w:tc>
@@ -715,7 +726,7 @@
                 <w:sz w:val="19"/>
                 <w:szCs w:val="19"/>
               </w:rPr>
-              <w:t xml:space="preserve">心の中で太鼓判を押しましょう</w:t>
+              <w:t xml:space="preserve">「環境と準備」を整えよう</w:t>
             </w:r>
           </w:p>
         </w:tc>
@@ -733,7 +744,7 @@
                 <w:sz w:val="19"/>
                 <w:szCs w:val="19"/>
               </w:rPr>
-              <w:t xml:space="preserve">自信を持ちましょう</w:t>
+              <w:t xml:space="preserve">「準備」をしよう（難しい言葉を削除）</w:t>
             </w:r>
           </w:p>
         </w:tc>
@@ -753,7 +764,63 @@
                 <w:sz w:val="19"/>
                 <w:szCs w:val="19"/>
               </w:rPr>
-              <w:t xml:space="preserve">土台の中身</w:t>
+              <w:t xml:space="preserve">5Sの自分ごと化</w:t>
+            </w:r>
+          </w:p>
+        </w:tc>
+        <w:tc>
+          <w:tcPr>
+            <w:tcW w:type="dxa" w:w="3800"/>
+            <w:vAlign w:val="center"/>
+          </w:tcPr>
+          <w:p>
+            <w:r>
+              <w:rPr>
+                <w:rFonts w:ascii="游ゴシック" w:cs="游ゴシック" w:eastAsia="游ゴシック" w:hAnsi="游ゴシック"/>
+                <w:b w:val="false"/>
+                <w:bCs w:val="false"/>
+                <w:sz w:val="19"/>
+                <w:szCs w:val="19"/>
+              </w:rPr>
+              <w:t xml:space="preserve">心の中で太鼓判を押しましょう</w:t>
+            </w:r>
+          </w:p>
+        </w:tc>
+        <w:tc>
+          <w:tcPr>
+            <w:tcW w:type="dxa" w:w="4600"/>
+            <w:vAlign w:val="center"/>
+          </w:tcPr>
+          <w:p>
+            <w:r>
+              <w:rPr>
+                <w:rFonts w:ascii="游ゴシック" w:cs="游ゴシック" w:eastAsia="游ゴシック" w:hAnsi="游ゴシック"/>
+                <w:b w:val="false"/>
+                <w:bCs w:val="false"/>
+                <w:sz w:val="19"/>
+                <w:szCs w:val="19"/>
+              </w:rPr>
+              <w:t xml:space="preserve">自信を持ちましょう</w:t>
+            </w:r>
+          </w:p>
+        </w:tc>
+      </w:tr>
+      <w:tr>
+        <w:tc>
+          <w:tcPr>
+            <w:tcW w:type="dxa" w:w="2200"/>
+            <w:vAlign w:val="center"/>
+          </w:tcPr>
+          <w:p>
+            <w:r>
+              <w:rPr>
+                <w:rFonts w:ascii="游ゴシック" w:cs="游ゴシック" w:eastAsia="游ゴシック" w:hAnsi="游ゴシック"/>
+                <w:b w:val="false"/>
+                <w:bCs w:val="false"/>
+                <w:sz w:val="19"/>
+                <w:szCs w:val="19"/>
+              </w:rPr>
+              <w:t xml:space="preserve">5Sの中身</w:t>
             </w:r>
           </w:p>
         </w:tc>
@@ -976,7 +1043,7 @@
         <w:rPr>
           <w:rFonts w:ascii="游ゴシック" w:cs="游ゴシック" w:eastAsia="游ゴシック" w:hAnsi="游ゴシック"/>
         </w:rPr>
-        <w:t xml:space="preserve">・「礎」「太鼓判」「環境」は言葉が難しい → 誰もがわかる言葉に変更（礎→土台、太鼓判を押す→自信を持つ、環境と準備を整えよう→準備をしよう）</w:t>
+        <w:t xml:space="preserve">・「礎」「太鼓判」「環境」は言葉が難しい → 誰もがわかる言葉に変更（礎→5S、太鼓判を押す→自信を持つ、環境と準備を整えよう→準備をしよう）</w:t>
       </w:r>
     </w:p>
     <w:p>
@@ -1000,7 +1067,19 @@
         <w:rPr>
           <w:rFonts w:ascii="游ゴシック" w:cs="游ゴシック" w:eastAsia="游ゴシック" w:hAnsi="游ゴシック"/>
         </w:rPr>
-        <w:t xml:space="preserve">・「余裕のある行動をすることで気持ちに余裕が出て、笑顔が出て、おもてなしができる」という言葉を、技・心・土台をつなぐ説明としてそのまま採用</w:t>
+        <w:t xml:space="preserve">・「余裕のある行動をすることで気持ちに余裕が出て、笑顔が出て、おもてなしができる」という言葉を、技・心・5Sをつなぐ説明としてそのまま採用</w:t>
+      </w:r>
+    </w:p>
+    <w:p>
+      <w:pPr>
+        <w:spacing w:after="50"/>
+        <w:ind w:left="360"/>
+      </w:pPr>
+      <w:r>
+        <w:rPr>
+          <w:rFonts w:ascii="游ゴシック" w:cs="游ゴシック" w:eastAsia="游ゴシック" w:hAnsi="游ゴシック"/>
+        </w:rPr>
+        <w:t xml:space="preserve">・グループの「私たちの誓い」と文言が重ならないよう、柱の名称は「技」「心」「5S」とだけ表記</w:t>
       </w:r>
     </w:p>
     <w:p>
